--- a/docs/APEX_Architecture_and_Build.docx
+++ b/docs/APEX_Architecture_and_Build.docx
@@ -888,7 +888,7 @@
                 <w:sz w:val="20"/>
                 <w:szCs w:val="20"/>
               </w:rPr>
-              <w:t xml:space="preserve">Ollama (1–2B local model), off by default</w:t>
+              <w:t xml:space="preserve">Ollama (1–2B local model) via requests, off by default</w:t>
             </w:r>
           </w:p>
         </w:tc>
@@ -913,7 +913,7 @@
                 <w:sz w:val="20"/>
                 <w:szCs w:val="20"/>
               </w:rPr>
-              <w:t xml:space="preserve">A pluggable interface exists so a local model could replace the rule-based classifier later; not required to run the prototype.</w:t>
+              <w:t xml:space="preserve">A real (not stubbed) HTTP-backed provider that composes VICTIM's knowledge-base answers when enabled; the whole prototype, including its test suite, runs and passes with it left off.</w:t>
             </w:r>
           </w:p>
         </w:tc>
@@ -934,7 +934,7 @@
           <w:sz w:val="22"/>
           <w:szCs w:val="22"/>
         </w:rPr>
-        <w:t xml:space="preserve">Total runtime footprint — Streamlit, SQLite, and Python together — stays under roughly 500 MB of RAM. No API keys, cloud services, or paid subscriptions are required at any point. An optional local LLM path exists (Ollama running a 1–2B parameter model) behind a pluggable LLMProvider interface, but it is off by default and was never required to be enabled for any part of this build.</w:t>
+        <w:t xml:space="preserve">Total runtime footprint — Streamlit, SQLite, and Python together — stays under roughly 500 MB of RAM. No API keys, cloud services, or paid subscriptions are required at any point. An optional local LLM path exists (Ollama running a 1–2B parameter model, e.g. llama3.2:1b at ~1.3 GB) behind a pluggable LLMProvider interface. Unlike an early design placeholder, this is now a real, working HTTP-backed integration rather than a stub — but it remains off by default, and every automated test in the project's suite runs, and must pass, with it disabled.</w:t>
       </w:r>
     </w:p>
     <w:p>
@@ -2002,7 +2002,259 @@
         <w:spacing w:after="120" w:before="280"/>
       </w:pPr>
       <w:r>
-        <w:t xml:space="preserve">4.3 dashboard/app.py — the presentation layer</w:t>
+        <w:t xml:space="preserve">4.3 llm/ — the pluggable answer-generation layer</w:t>
+      </w:r>
+    </w:p>
+    <w:p>
+      <w:pPr>
+        <w:spacing w:after="200" w:line="300"/>
+      </w:pPr>
+      <w:r>
+        <w:rPr>
+          <w:rFonts w:ascii="Calibri" w:cs="Calibri" w:eastAsia="Calibri" w:hAnsi="Calibri"/>
+          <w:sz w:val="22"/>
+          <w:szCs w:val="22"/>
+        </w:rPr>
+        <w:t xml:space="preserve">VICTIM's knowledge-base answers are generated through an LLMProvider interface rather than being hard-coded, so a rule-based path and a real model-backed path can share one call site (self.llm.answer_with_context(...)) in victim/agent.py without it needing to know which one is active.</w:t>
+      </w:r>
+    </w:p>
+    <w:tbl>
+      <w:tblPr>
+        <w:tblW w:type="dxa" w:w="10700"/>
+        <w:tblBorders>
+          <w:top w:val="single" w:color="auto" w:sz="4"/>
+          <w:left w:val="single" w:color="auto" w:sz="4"/>
+          <w:bottom w:val="single" w:color="auto" w:sz="4"/>
+          <w:right w:val="single" w:color="auto" w:sz="4"/>
+          <w:insideH w:val="single" w:color="auto" w:sz="4"/>
+          <w:insideV w:val="single" w:color="auto" w:sz="4"/>
+        </w:tblBorders>
+      </w:tblPr>
+      <w:tblGrid>
+        <w:gridCol w:w="2800"/>
+        <w:gridCol w:w="7900"/>
+      </w:tblGrid>
+      <w:tr>
+        <w:tc>
+          <w:tcPr>
+            <w:tcW w:type="dxa" w:w="2800"/>
+            <w:shd w:fill="1a1a19" w:val="clear"/>
+            <w:tcMar>
+              <w:top w:type="dxa" w:w="100"/>
+              <w:left w:type="dxa" w:w="120"/>
+              <w:bottom w:type="dxa" w:w="100"/>
+              <w:right w:type="dxa" w:w="120"/>
+            </w:tcMar>
+          </w:tcPr>
+          <w:p>
+            <w:r>
+              <w:rPr>
+                <w:rFonts w:ascii="Calibri" w:cs="Calibri" w:eastAsia="Calibri" w:hAnsi="Calibri"/>
+                <w:b/>
+                <w:bCs/>
+                <w:color w:val="ffffff"/>
+                <w:sz w:val="20"/>
+                <w:szCs w:val="20"/>
+              </w:rPr>
+              <w:t xml:space="preserve">Module</w:t>
+            </w:r>
+          </w:p>
+        </w:tc>
+        <w:tc>
+          <w:tcPr>
+            <w:tcW w:type="dxa" w:w="7900"/>
+            <w:shd w:fill="1a1a19" w:val="clear"/>
+            <w:tcMar>
+              <w:top w:type="dxa" w:w="100"/>
+              <w:left w:type="dxa" w:w="120"/>
+              <w:bottom w:type="dxa" w:w="100"/>
+              <w:right w:type="dxa" w:w="120"/>
+            </w:tcMar>
+          </w:tcPr>
+          <w:p>
+            <w:r>
+              <w:rPr>
+                <w:rFonts w:ascii="Calibri" w:cs="Calibri" w:eastAsia="Calibri" w:hAnsi="Calibri"/>
+                <w:b/>
+                <w:bCs/>
+                <w:color w:val="ffffff"/>
+                <w:sz w:val="20"/>
+                <w:szCs w:val="20"/>
+              </w:rPr>
+              <w:t xml:space="preserve">Responsibility</w:t>
+            </w:r>
+          </w:p>
+        </w:tc>
+      </w:tr>
+      <w:tr>
+        <w:tc>
+          <w:tcPr>
+            <w:tcW w:type="dxa" w:w="2800"/>
+            <w:shd w:fill="ffffff" w:val="clear"/>
+            <w:tcMar>
+              <w:top w:type="dxa" w:w="100"/>
+              <w:left w:type="dxa" w:w="120"/>
+              <w:bottom w:type="dxa" w:w="100"/>
+              <w:right w:type="dxa" w:w="120"/>
+            </w:tcMar>
+          </w:tcPr>
+          <w:p>
+            <w:r>
+              <w:rPr>
+                <w:rFonts w:ascii="Consolas" w:cs="Consolas" w:eastAsia="Consolas" w:hAnsi="Consolas"/>
+                <w:b w:val="false"/>
+                <w:bCs w:val="false"/>
+                <w:color w:val="0b0b0b"/>
+                <w:sz w:val="20"/>
+                <w:szCs w:val="20"/>
+              </w:rPr>
+              <w:t xml:space="preserve">llm/provider.py</w:t>
+            </w:r>
+          </w:p>
+        </w:tc>
+        <w:tc>
+          <w:tcPr>
+            <w:tcW w:type="dxa" w:w="7900"/>
+            <w:shd w:fill="ffffff" w:val="clear"/>
+            <w:tcMar>
+              <w:top w:type="dxa" w:w="100"/>
+              <w:left w:type="dxa" w:w="120"/>
+              <w:bottom w:type="dxa" w:w="100"/>
+              <w:right w:type="dxa" w:w="120"/>
+            </w:tcMar>
+          </w:tcPr>
+          <w:p>
+            <w:r>
+              <w:rPr>
+                <w:rFonts w:ascii="Calibri" w:cs="Calibri" w:eastAsia="Calibri" w:hAnsi="Calibri"/>
+                <w:b w:val="false"/>
+                <w:bCs w:val="false"/>
+                <w:color w:val="0b0b0b"/>
+                <w:sz w:val="20"/>
+                <w:szCs w:val="20"/>
+              </w:rPr>
+              <w:t xml:space="preserve">Defines LLMProvider, the abstract base every provider implements, plus its shared default methods (summarize(), answer_with_context()) so a rule-based and a model-backed provider expose an identical surface. get_provider() reads config.USE_OLLAMA and returns the right one, cached as a singleton.</w:t>
+            </w:r>
+          </w:p>
+        </w:tc>
+      </w:tr>
+      <w:tr>
+        <w:tc>
+          <w:tcPr>
+            <w:tcW w:type="dxa" w:w="2800"/>
+            <w:shd w:fill="f5f5f3" w:val="clear"/>
+            <w:tcMar>
+              <w:top w:type="dxa" w:w="100"/>
+              <w:left w:type="dxa" w:w="120"/>
+              <w:bottom w:type="dxa" w:w="100"/>
+              <w:right w:type="dxa" w:w="120"/>
+            </w:tcMar>
+          </w:tcPr>
+          <w:p>
+            <w:r>
+              <w:rPr>
+                <w:rFonts w:ascii="Consolas" w:cs="Consolas" w:eastAsia="Consolas" w:hAnsi="Consolas"/>
+                <w:b w:val="false"/>
+                <w:bCs w:val="false"/>
+                <w:color w:val="0b0b0b"/>
+                <w:sz w:val="20"/>
+                <w:szCs w:val="20"/>
+              </w:rPr>
+              <w:t xml:space="preserve">llm/rule_based.py</w:t>
+            </w:r>
+          </w:p>
+        </w:tc>
+        <w:tc>
+          <w:tcPr>
+            <w:tcW w:type="dxa" w:w="7900"/>
+            <w:shd w:fill="f5f5f3" w:val="clear"/>
+            <w:tcMar>
+              <w:top w:type="dxa" w:w="100"/>
+              <w:left w:type="dxa" w:w="120"/>
+              <w:bottom w:type="dxa" w:w="100"/>
+              <w:right w:type="dxa" w:w="120"/>
+            </w:tcMar>
+          </w:tcPr>
+          <w:p>
+            <w:r>
+              <w:rPr>
+                <w:rFonts w:ascii="Calibri" w:cs="Calibri" w:eastAsia="Calibri" w:hAnsi="Calibri"/>
+                <w:b w:val="false"/>
+                <w:bCs w:val="false"/>
+                <w:color w:val="0b0b0b"/>
+                <w:sz w:val="20"/>
+                <w:szCs w:val="20"/>
+              </w:rPr>
+              <w:t xml:space="preserve">RuleBasedProvider — the default. Reproduces the prototype's original, fully deterministic per-source-summary phrasing exactly. Zero network calls, zero extra cost.</w:t>
+            </w:r>
+          </w:p>
+        </w:tc>
+      </w:tr>
+      <w:tr>
+        <w:tc>
+          <w:tcPr>
+            <w:tcW w:type="dxa" w:w="2800"/>
+            <w:shd w:fill="ffffff" w:val="clear"/>
+            <w:tcMar>
+              <w:top w:type="dxa" w:w="100"/>
+              <w:left w:type="dxa" w:w="120"/>
+              <w:bottom w:type="dxa" w:w="100"/>
+              <w:right w:type="dxa" w:w="120"/>
+            </w:tcMar>
+          </w:tcPr>
+          <w:p>
+            <w:r>
+              <w:rPr>
+                <w:rFonts w:ascii="Consolas" w:cs="Consolas" w:eastAsia="Consolas" w:hAnsi="Consolas"/>
+                <w:b w:val="false"/>
+                <w:bCs w:val="false"/>
+                <w:color w:val="0b0b0b"/>
+                <w:sz w:val="20"/>
+                <w:szCs w:val="20"/>
+              </w:rPr>
+              <w:t xml:space="preserve">llm/ollama_provider.py</w:t>
+            </w:r>
+          </w:p>
+        </w:tc>
+        <w:tc>
+          <w:tcPr>
+            <w:tcW w:type="dxa" w:w="7900"/>
+            <w:shd w:fill="ffffff" w:val="clear"/>
+            <w:tcMar>
+              <w:top w:type="dxa" w:w="100"/>
+              <w:left w:type="dxa" w:w="120"/>
+              <w:bottom w:type="dxa" w:w="100"/>
+              <w:right w:type="dxa" w:w="120"/>
+            </w:tcMar>
+          </w:tcPr>
+          <w:p>
+            <w:r>
+              <w:rPr>
+                <w:rFonts w:ascii="Calibri" w:cs="Calibri" w:eastAsia="Calibri" w:hAnsi="Calibri"/>
+                <w:b w:val="false"/>
+                <w:bCs w:val="false"/>
+                <w:color w:val="0b0b0b"/>
+                <w:sz w:val="20"/>
+                <w:szCs w:val="20"/>
+              </w:rPr>
+              <w:t xml:space="preserve">LocalOllamaProvider — a real HTTP client for a local Ollama server (POST /api/generate). Raises OllamaUnavailableError on any connection failure, timeout, or unusable response, which victim/agent.py catches to fall back to RuleBasedProvider rather than crashing.</w:t>
+            </w:r>
+          </w:p>
+        </w:tc>
+      </w:tr>
+    </w:tbl>
+    <w:p>
+      <w:pPr>
+        <w:spacing w:after="200"/>
+      </w:pPr>
+    </w:p>
+    <w:p>
+      <w:pPr>
+        <w:pStyle w:val="Heading2"/>
+        <w:spacing w:after="120" w:before="280"/>
+      </w:pPr>
+      <w:r>
+        <w:t xml:space="preserve">4.4 dashboard/app.py — the presentation layer</w:t>
       </w:r>
     </w:p>
     <w:p>
@@ -2700,7 +2952,143 @@
         <w:spacing w:after="160" w:before="360"/>
       </w:pPr>
       <w:r>
-        <w:t xml:space="preserve">6. Data Model &amp; Persistence</w:t>
+        <w:t xml:space="preserve">6. Local LLM Integration (Ollama)</w:t>
+      </w:r>
+    </w:p>
+    <w:p>
+      <w:pPr>
+        <w:spacing w:after="200" w:line="300"/>
+      </w:pPr>
+      <w:r>
+        <w:rPr>
+          <w:rFonts w:ascii="Calibri" w:cs="Calibri" w:eastAsia="Calibri" w:hAnsi="Calibri"/>
+          <w:sz w:val="22"/>
+          <w:szCs w:val="22"/>
+        </w:rPr>
+        <w:t xml:space="preserve">A post-roadmap extension added a real, working local-LLM path, replacing what had been a stub implementation. The goal was narrow and deliberately scoped: let one specific part of VICTIM's behavior — the wording of knowledge-base answers — be driven by an actual model's judgment instead of a keyword matcher, without touching anything else about how VICTIM or APEX work.</w:t>
+      </w:r>
+    </w:p>
+    <w:p>
+      <w:pPr>
+        <w:pStyle w:val="Heading2"/>
+        <w:spacing w:after="120" w:before="280"/>
+      </w:pPr>
+      <w:r>
+        <w:t xml:space="preserve">6.1 The LLMProvider abstraction</w:t>
+      </w:r>
+    </w:p>
+    <w:p>
+      <w:pPr>
+        <w:spacing w:after="200" w:line="300"/>
+      </w:pPr>
+      <w:r>
+        <w:rPr>
+          <w:rFonts w:ascii="Calibri" w:cs="Calibri" w:eastAsia="Calibri" w:hAnsi="Calibri"/>
+          <w:sz w:val="22"/>
+          <w:szCs w:val="22"/>
+        </w:rPr>
+        <w:t xml:space="preserve">llm/provider.py defines an abstract LLMProvider with one required method, generate(prompt) -&gt; str, plus two concrete default methods every provider inherits: summarize() and answer_with_context(system_prompt, sources, question). RuleBasedProvider (the default) never overrides these defaults, so its output is exactly the prototype's original deterministic phrasing. LocalOllamaProvider overrides answer_with_context() to build a real prompt — VICTIM's system prompt, the retrieved document content, and the user's question — and call generate() to let the model compose the actual answer.</w:t>
+      </w:r>
+    </w:p>
+    <w:p>
+      <w:pPr>
+        <w:pStyle w:val="Heading2"/>
+        <w:spacing w:after="120" w:before="280"/>
+      </w:pPr>
+      <w:r>
+        <w:t xml:space="preserve">6.2 Wiring and failure handling</w:t>
+      </w:r>
+    </w:p>
+    <w:p>
+      <w:pPr>
+        <w:spacing w:after="200" w:line="300"/>
+      </w:pPr>
+      <w:r>
+        <w:rPr>
+          <w:rFonts w:ascii="Calibri" w:cs="Calibri" w:eastAsia="Calibri" w:hAnsi="Calibri"/>
+          <w:sz w:val="22"/>
+          <w:szCs w:val="22"/>
+        </w:rPr>
+        <w:t xml:space="preserve">LocalOllamaProvider.generate() POSTs to a local Ollama server's /api/generate endpoint via the requests library, with a 60-second timeout (raised from an initial 30 seconds after live testing on real hardware showed a model's first, cold-loaded response can exceed 30 seconds even though subsequent responses are fast). Any connection failure, timeout, non-JSON response, or empty model output raises a dedicated OllamaUnavailableError rather than propagating a raw exception.</w:t>
+      </w:r>
+    </w:p>
+    <w:p>
+      <w:pPr>
+        <w:spacing w:after="200" w:line="300"/>
+      </w:pPr>
+      <w:r>
+        <w:rPr>
+          <w:rFonts w:ascii="Calibri" w:cs="Calibri" w:eastAsia="Calibri" w:hAnsi="Calibri"/>
+          <w:sz w:val="22"/>
+          <w:szCs w:val="22"/>
+        </w:rPr>
+        <w:t xml:space="preserve">victim/agent.py's _handle_knowledge_query() catches OllamaUnavailableError specifically and falls back to RuleBasedProvider's phrasing, appended with one plain-language line naming the underlying error — so a demo can never be broken by a missing, unstarted, or still-loading local model. A separate short-circuit means the LLM is never called at all when retrieval finds no relevant document, keeping that specific response fully deterministic regardless of which provider is configured, and avoiding an unnecessary model call on an unrelated question.</w:t>
+      </w:r>
+    </w:p>
+    <w:p>
+      <w:pPr>
+        <w:pStyle w:val="Heading2"/>
+        <w:spacing w:after="120" w:before="280"/>
+      </w:pPr>
+      <w:r>
+        <w:t xml:space="preserve">6.3 What is, and isn't, LLM-backed</w:t>
+      </w:r>
+    </w:p>
+    <w:p>
+      <w:pPr>
+        <w:spacing w:after="200" w:line="300"/>
+      </w:pPr>
+      <w:r>
+        <w:rPr>
+          <w:rFonts w:ascii="Calibri" w:cs="Calibri" w:eastAsia="Calibri" w:hAnsi="Calibri"/>
+          <w:sz w:val="22"/>
+          <w:szCs w:val="22"/>
+        </w:rPr>
+        <w:t xml:space="preserve">Only the phrasing of knowledge-base answers is affected by this integration. Tool routing — deciding whether a message needs the knowledge base, the database, the email tool, or the file reader — remains rule-based keyword matching in every configuration, for determinism. Indirect-injection document handling (reading a file and acting on a hidden embedded instruction) is entirely unchanged. This scope boundary was a deliberate, discussed decision, not an oversight, and is disclosed in docs/LIMITATIONS.md.</w:t>
+      </w:r>
+    </w:p>
+    <w:p>
+      <w:pPr>
+        <w:pStyle w:val="Heading2"/>
+        <w:spacing w:after="120" w:before="280"/>
+      </w:pPr>
+      <w:r>
+        <w:t xml:space="preserve">6.4 Verification</w:t>
+      </w:r>
+    </w:p>
+    <w:p>
+      <w:pPr>
+        <w:spacing w:after="200" w:line="300"/>
+      </w:pPr>
+      <w:r>
+        <w:rPr>
+          <w:rFonts w:ascii="Calibri" w:cs="Calibri" w:eastAsia="Calibri" w:hAnsi="Calibri"/>
+          <w:sz w:val="22"/>
+          <w:szCs w:val="22"/>
+        </w:rPr>
+        <w:t xml:space="preserve">Because no Ollama binary is available in the development sandbox, verification happened in two layers. First, 15 unit tests mock every HTTP call (via monkeypatch), so the automated suite never depends on Ollama actually being installed — covering the success path, the exact request shape sent to the server, connection-error and empty-response failure modes, and VICTIM's fallback behavior end to end. Second, a genuine (non-mocked) HTTP round trip was verified against a minimal throwaway server mimicking Ollama's API contract, and separately against a real closed port to confirm the fallback path under an authentic — not simulated — failure.</w:t>
+      </w:r>
+    </w:p>
+    <w:p>
+      <w:pPr>
+        <w:spacing w:after="200" w:line="300"/>
+      </w:pPr>
+      <w:r>
+        <w:rPr>
+          <w:rFonts w:ascii="Calibri" w:cs="Calibri" w:eastAsia="Calibri" w:hAnsi="Calibri"/>
+          <w:sz w:val="22"/>
+          <w:szCs w:val="22"/>
+        </w:rPr>
+        <w:t xml:space="preserve">The integration was then verified a third time against a real Ollama installation and a real pulled model (llama3.2:1b) on the target machine itself. The first live attempt, made immediately after the model finished downloading, hit the original 30-second timeout during the model's cold load — VICTIM's fail-soft fallback handled it correctly, returning a normal answer plus a one-line explanation instead of an error page, which was itself a real-world confirmation that the resilience design works under a genuine failure rather than only a simulated one. The timeout was then raised to 60 seconds as a permanent safety margin, and a follow-up run confirmed a fluent, model-composed answer distinct in phrasing from the rule-based fallback — the integration's actual live path, confirmed working end to end outside the development environment.</w:t>
+      </w:r>
+    </w:p>
+    <w:p>
+      <w:pPr>
+        <w:pStyle w:val="Heading1"/>
+        <w:spacing w:after="160" w:before="360"/>
+      </w:pPr>
+      <w:r>
+        <w:t xml:space="preserve">7. Data Model &amp; Persistence</w:t>
       </w:r>
     </w:p>
     <w:p>
@@ -3220,7 +3608,7 @@
         <w:spacing w:after="160" w:before="360"/>
       </w:pPr>
       <w:r>
-        <w:t xml:space="preserve">7. Build Methodology</w:t>
+        <w:t xml:space="preserve">8. Build Methodology</w:t>
       </w:r>
     </w:p>
     <w:p>
@@ -3233,7 +3621,7 @@
           <w:sz w:val="22"/>
           <w:szCs w:val="22"/>
         </w:rPr>
-        <w:t xml:space="preserve">The prototype was built as a strict, phase-by-phase roadmap: each phase was implemented, automatically tested, manually verified against a live run, and reported before moving on to the next — nothing progressed silently. Two extensions followed once the original ten-phase roadmap was complete.</w:t>
+        <w:t xml:space="preserve">The prototype was built as a strict, phase-by-phase roadmap: each phase was implemented, automatically tested, manually verified against a live run, and reported before moving on to the next — nothing progressed silently. Several extensions followed once the original ten-phase roadmap was complete.</w:t>
       </w:r>
     </w:p>
     <w:tbl>
@@ -3928,6 +4316,58 @@
           </w:p>
         </w:tc>
       </w:tr>
+      <w:tr>
+        <w:tc>
+          <w:tcPr>
+            <w:tcW w:type="dxa" w:w="2200"/>
+            <w:shd w:fill="ffffff" w:val="clear"/>
+            <w:tcMar>
+              <w:top w:type="dxa" w:w="100"/>
+              <w:left w:type="dxa" w:w="120"/>
+              <w:bottom w:type="dxa" w:w="100"/>
+              <w:right w:type="dxa" w:w="120"/>
+            </w:tcMar>
+          </w:tcPr>
+          <w:p>
+            <w:r>
+              <w:rPr>
+                <w:rFonts w:ascii="Consolas" w:cs="Consolas" w:eastAsia="Consolas" w:hAnsi="Consolas"/>
+                <w:b w:val="false"/>
+                <w:bCs w:val="false"/>
+                <w:color w:val="0b0b0b"/>
+                <w:sz w:val="20"/>
+                <w:szCs w:val="20"/>
+              </w:rPr>
+              <w:t xml:space="preserve">Extension C</w:t>
+            </w:r>
+          </w:p>
+        </w:tc>
+        <w:tc>
+          <w:tcPr>
+            <w:tcW w:type="dxa" w:w="8500"/>
+            <w:shd w:fill="ffffff" w:val="clear"/>
+            <w:tcMar>
+              <w:top w:type="dxa" w:w="100"/>
+              <w:left w:type="dxa" w:w="120"/>
+              <w:bottom w:type="dxa" w:w="100"/>
+              <w:right w:type="dxa" w:w="120"/>
+            </w:tcMar>
+          </w:tcPr>
+          <w:p>
+            <w:r>
+              <w:rPr>
+                <w:rFonts w:ascii="Calibri" w:cs="Calibri" w:eastAsia="Calibri" w:hAnsi="Calibri"/>
+                <w:b w:val="false"/>
+                <w:bCs w:val="false"/>
+                <w:color w:val="0b0b0b"/>
+                <w:sz w:val="20"/>
+                <w:szCs w:val="20"/>
+              </w:rPr>
+              <w:t xml:space="preserve">Real local-LLM integration via Ollama: a working LocalOllamaProvider, VICTIM's knowledge-query answers made optionally model-backed, and fail-soft fallback — verified both in the sandbox and live against a real installed model.</w:t>
+            </w:r>
+          </w:p>
+        </w:tc>
+      </w:tr>
     </w:tbl>
     <w:p>
       <w:pPr>
@@ -3944,7 +4384,7 @@
           <w:sz w:val="22"/>
           <w:szCs w:val="22"/>
         </w:rPr>
-        <w:t xml:space="preserve">Every phase followed the same verification discipline: an automated pytest suite (currently 97 tests, all passing) covering both the attack/classification logic and the dashboard itself via Streamlit's AppTest harness, plus a live run in a headless browser with screenshots inspected before considering a phase done. Several real bugs were caught this way rather than by inspection alone — for example, an early tokenizer bug that let a single stray letter retrieve a confidential document, and a mailbox-filtering bug that made a second attack scenario's emails invisible to APEX's own detector.</w:t>
+        <w:t xml:space="preserve">Every phase followed the same verification discipline: an automated pytest suite (currently 112 tests, all passing) covering both the attack/classification logic and the dashboard itself via Streamlit's AppTest harness, plus a live run in a headless browser with screenshots inspected before considering a phase done. Several real bugs were caught this way rather than by inspection alone — for example, an early tokenizer bug that let a single stray letter retrieve a confidential document, a mailbox-filtering bug that made a second attack scenario's emails invisible to APEX's own detector, and a cold-start timeout in the Ollama integration caught during live verification on real hardware rather than in the sandbox.</w:t>
       </w:r>
     </w:p>
     <w:p>
@@ -3953,7 +4393,7 @@
         <w:spacing w:after="160" w:before="360"/>
       </w:pPr>
       <w:r>
-        <w:t xml:space="preserve">8. Known Limitations &amp; Scope Decisions</w:t>
+        <w:t xml:space="preserve">9. Known Limitations &amp; Scope Decisions</w:t>
       </w:r>
     </w:p>
     <w:p>
@@ -4413,7 +4853,7 @@
         <w:spacing w:after="160" w:before="360"/>
       </w:pPr>
       <w:r>
-        <w:t xml:space="preserve">9. Testing &amp; Verification</w:t>
+        <w:t xml:space="preserve">10. Testing &amp; Verification</w:t>
       </w:r>
     </w:p>
     <w:p>
@@ -4426,7 +4866,7 @@
           <w:sz w:val="22"/>
           <w:szCs w:val="22"/>
         </w:rPr>
-        <w:t xml:space="preserve">The project maintains a single pytest suite across nine test files covering: import/schema smoke tests, VICTIM's standalone behavior, recon's capability inference, the direct- and indirect-injection modules against a real VICTIM instance (not mocks), the orchestrator's end-to-end aggregation, SQLite persistence round-trips, Markdown/HTML report generation, the dashboard via Streamlit's AppTest harness, and a dedicated robustness suite covering malformed input, path traversal, and SQL-special-character handling.</w:t>
+        <w:t xml:space="preserve">The project maintains a single pytest suite across ten test files covering: import/schema smoke tests, VICTIM's standalone behavior, recon's capability inference, the direct- and indirect-injection modules against a real VICTIM instance (not mocks), the orchestrator's end-to-end aggregation, SQLite persistence round-trips, Markdown/HTML report generation, the dashboard via Streamlit's AppTest harness, the LLM provider abstraction and Ollama integration (every HTTP call mocked, so the suite never depends on Ollama being installed), and a dedicated robustness suite covering malformed input, path traversal, and SQL-special-character handling.</w:t>
       </w:r>
     </w:p>
     <w:p>
@@ -4439,7 +4879,7 @@
           <w:sz w:val="22"/>
           <w:szCs w:val="22"/>
         </w:rPr>
-        <w:t xml:space="preserve">As of this document, the suite totals 97 tests, all passing. Dashboard changes are additionally verified by rendering the live application in a headless browser and inspecting screenshots — catching layout and interaction issues (such as clipped chart legends) that a pure assertion-based test would miss.</w:t>
+        <w:t xml:space="preserve">As of this document, the suite totals 112 tests, all passing. Dashboard changes are additionally verified by rendering the live application in a headless browser and inspecting screenshots — catching layout and interaction issues (such as clipped chart legends) that a pure assertion-based test would miss. The Ollama integration was, additionally, verified live against a real installed model on the target machine itself, not only in the development sandbox — see Section 6.4.</w:t>
       </w:r>
     </w:p>
     <w:sectPr>
